--- a/63-library-assistant-and-library-technician/spanish/docx/Guia_63_Asistente_de_biblioteca_y_t_cnico_de_biblioteca.docx
+++ b/63-library-assistant-and-library-technician/spanish/docx/Guia_63_Asistente_de_biblioteca_y_t_cnico_de_biblioteca.docx
@@ -11,7 +11,7 @@
           <w:b/>
           <w:sz w:val="32"/>
         </w:rPr>
-        <w:t>OPORTUNIDADES PARA TODA LA VIDA</w:t>
+        <w:t>OPORTUNIDADES PARA TODA LA VIDA | GUÍA 63</w:t>
       </w:r>
     </w:p>
     <w:p>
@@ -2763,7 +2763,7 @@
       <w:rPr>
         <w:sz w:val="16"/>
       </w:rPr>
-      <w:t>Guías de Oportunidades para Toda la Vida | Asistente de biblioteca y técnico de biblioteca v1.0</w:t>
+      <w:t>Guías de Oportunidades para Toda la Vida | Guía 63 | Asistente de biblioteca y técnico de biblioteca v1.0</w:t>
     </w:r>
   </w:p>
 </w:hdr>
